--- a/course_development/active_inference_family/03_patterns_in_play/03_perception/output/study-guides/03_perception-practice_quiz.docx
+++ b/course_development/active_inference_family/03_patterns_in_play/03_perception/output/study-guides/03_perception-practice_quiz.docx
@@ -4,108 +4,58 @@
   <w:body>
     <w:p>
       <w:r>
-        <w:t>Practice Quiz: Perception</w:t>
+        <w:t>Practice Quiz: Reading the Room</w:t>
       </w:r>
     </w:p>
     <w:p>
       <w:r>
-        <w:t>Part A: Multiple Choice</w:t>
+        <w:t>Part A: Reflect Together</w:t>
       </w:r>
     </w:p>
     <w:p>
       <w:r>
-        <w:t>What is the primary role of Perception in Active Inference?</w:t>
+        <w:t>What does "Reading the Room" mean? A) Reading a book in a corner.</w:t>
         <w:br/>
-        <w:t>A) To maximize reward</w:t>
+        <w:t xml:space="preserve">    B) Noticing how people are feeling and acting.</w:t>
         <w:br/>
-        <w:t>B) To minimize variational free energy</w:t>
-        <w:br/>
-        <w:t>C) To increase entropy</w:t>
-        <w:br/>
-        <w:t>D) To eliminate the Markov Blanket</w:t>
+        <w:t xml:space="preserve">    C) Counting the chairs.</w:t>
       </w:r>
     </w:p>
     <w:p>
       <w:r>
-        <w:t>In Family, Perception is best described as:</w:t>
+        <w:t>If your friend is looking at their watch, what does that mean? A) They are hungry.</w:t>
         <w:br/>
-        <w:t>A) A static property</w:t>
+        <w:t xml:space="preserve">    B) They are bored or in a hurry.</w:t>
         <w:br/>
-        <w:t>B) A dynamic process</w:t>
-        <w:br/>
-        <w:t>C) An external state</w:t>
-        <w:br/>
-        <w:t>D) A random variable</w:t>
+        <w:t xml:space="preserve">    C) They like watches.</w:t>
       </w:r>
     </w:p>
     <w:p>
       <w:r>
-        <w:t>Which mathematical quantity is most central to Perception?</w:t>
-        <w:br/>
-        <w:t>A) The Lagrangian</w:t>
-        <w:br/>
-        <w:t>B) The expected free energy</w:t>
-        <w:br/>
-        <w:t>C) The surprisal</w:t>
-        <w:br/>
-        <w:t>D) The precision</w:t>
+        <w:t>True or False : You can say mean things in a nice voice and it's okay.</w:t>
       </w:r>
     </w:p>
     <w:p>
       <w:r>
-        <w:t>How does Perception relate to the concept of the Generative Model?</w:t>
+        <w:t>(False. The brain hears the mean words too).     What is a "Social Cue"? A) A line of people.</w:t>
         <w:br/>
-        <w:t>A) It is separate from the model</w:t>
+        <w:t xml:space="preserve">    B) A signal like a smile or a frown.</w:t>
         <w:br/>
-        <w:t>B) It is a component of the model</w:t>
-        <w:br/>
-        <w:t>C) It destroys the model</w:t>
-        <w:br/>
-        <w:t>D) It is only relevant for the environment</w:t>
+        <w:t xml:space="preserve">    C) A pool stick.</w:t>
       </w:r>
     </w:p>
     <w:p>
       <w:r>
-        <w:t>A failure in Perception would likely result in:</w:t>
+        <w:t>Why do we need to perceive others in a game? A) So we don't crash into them.</w:t>
         <w:br/>
-        <w:t>A) Perfect prediction</w:t>
+        <w:t xml:space="preserve">    B) To pass the ball to them.</w:t>
         <w:br/>
-        <w:t>B) Generalized surprise</w:t>
-        <w:br/>
-        <w:t>C) Immediate death of the agent</w:t>
-        <w:br/>
-        <w:t>D) Zero entropy</w:t>
+        <w:t xml:space="preserve">    C) Both!</w:t>
       </w:r>
     </w:p>
     <w:p>
       <w:r>
-        <w:t>Which scale is most relevant for analyzing Perception in this course?</w:t>
-        <w:br/>
-        <w:t>A) Quantum</w:t>
-        <w:br/>
-        <w:t>B) Neural</w:t>
-        <w:br/>
-        <w:t>C) Social</w:t>
-        <w:br/>
-        <w:t>D) All of the above</w:t>
-      </w:r>
-    </w:p>
-    <w:p>
-      <w:r>
-        <w:t>Perception connects directly to which other component?</w:t>
-        <w:br/>
-        <w:t>A) The step before it</w:t>
-        <w:br/>
-        <w:t>B) The step after it</w:t>
-        <w:br/>
-        <w:t>C) Both A and B</w:t>
-        <w:br/>
-        <w:t>D) None of the above</w:t>
-      </w:r>
-    </w:p>
-    <w:p>
-      <w:r>
-        <w:t>Part B: Short Answer</w:t>
+        <w:t>Part B: Discussion Questions</w:t>
       </w:r>
     </w:p>
     <w:sectPr>
